--- a/genai-youth-systems-si/Eroding_the_First_Rung_Systems_manuscript.docx
+++ b/genai-youth-systems-si/Eroding_the_First_Rung_Systems_manuscript.docx
@@ -2827,7 +2827,7 @@
           <w:b w:val="0"/>
           <w:i w:val="0"/>
         </w:rPr>
-        <w:t>The conceptual framework of this study is illustrated in Figure 1. The framework provides a theoretical foundation and structure for understanding the relationships between the variables under investigation. Solid arrows represent the forward chain from adoption to the youth employment share, directly and through the two mediators; gray arrows represent the two boundary conditions; and dashed arrows represent the return arcs that close the reinforcing loop, marked R1, with the double stroke denoting the one-period delay on the return.</w:t>
+        <w:t>The conceptual framework of this study is illustrated in Figure 1. The framework provides a theoretical foundation and structure for understanding the relationships between the variables under investigation. Solid arrows represent the forward chain from adoption to the youth employment share, directly and through the two mediators; the gray lines terminating in a disc on the direct path represent the two boundary conditions that govern it; and the dashed arcs represent the return paths that close the reinforcing loop, marked R1, with the double stroke denoting the one-year delay on the return.</w:t>
       </w:r>
     </w:p>
     <w:p>
@@ -2840,7 +2840,7 @@
       <w:r>
         <w:drawing>
           <wp:inline xmlns:a="http://schemas.openxmlformats.org/drawingml/2006/main" xmlns:pic="http://schemas.openxmlformats.org/drawingml/2006/picture">
-            <wp:extent cx="4752000" cy="3422769"/>
+            <wp:extent cx="4752000" cy="3131931"/>
             <wp:docPr id="1" name="Picture 1"/>
             <wp:cNvGraphicFramePr>
               <a:graphicFrameLocks noChangeAspect="1"/>
@@ -2861,7 +2861,7 @@
                   <pic:spPr>
                     <a:xfrm>
                       <a:off x="0" y="0"/>
-                      <a:ext cx="4752000" cy="3422769"/>
+                      <a:ext cx="4752000" cy="3131931"/>
                     </a:xfrm>
                     <a:prstGeom prst="rect"/>
                   </pic:spPr>
@@ -27807,7 +27807,7 @@
       <w:r>
         <w:drawing>
           <wp:inline xmlns:a="http://schemas.openxmlformats.org/drawingml/2006/main" xmlns:pic="http://schemas.openxmlformats.org/drawingml/2006/picture">
-            <wp:extent cx="4752000" cy="2231562"/>
+            <wp:extent cx="4752000" cy="2087954"/>
             <wp:docPr id="2" name="Picture 2"/>
             <wp:cNvGraphicFramePr>
               <a:graphicFrameLocks noChangeAspect="1"/>
@@ -27828,7 +27828,7 @@
                   <pic:spPr>
                     <a:xfrm>
                       <a:off x="0" y="0"/>
-                      <a:ext cx="4752000" cy="2231562"/>
+                      <a:ext cx="4752000" cy="2087954"/>
                     </a:xfrm>
                     <a:prstGeom prst="rect"/>
                   </pic:spPr>
@@ -34062,7 +34062,7 @@
       <w:r>
         <w:drawing>
           <wp:inline xmlns:a="http://schemas.openxmlformats.org/drawingml/2006/main" xmlns:pic="http://schemas.openxmlformats.org/drawingml/2006/picture">
-            <wp:extent cx="4752000" cy="3631766"/>
+            <wp:extent cx="4752000" cy="3166984"/>
             <wp:docPr id="3" name="Picture 3"/>
             <wp:cNvGraphicFramePr>
               <a:graphicFrameLocks noChangeAspect="1"/>
@@ -34083,7 +34083,7 @@
                   <pic:spPr>
                     <a:xfrm>
                       <a:off x="0" y="0"/>
-                      <a:ext cx="4752000" cy="3631766"/>
+                      <a:ext cx="4752000" cy="3166984"/>
                     </a:xfrm>
                     <a:prstGeom prst="rect"/>
                   </pic:spPr>

--- a/genai-youth-systems-si/Eroding_the_First_Rung_Systems_manuscript.docx
+++ b/genai-youth-systems-si/Eroding_the_First_Rung_Systems_manuscript.docx
@@ -2840,7 +2840,7 @@
       <w:r>
         <w:drawing>
           <wp:inline xmlns:a="http://schemas.openxmlformats.org/drawingml/2006/main" xmlns:pic="http://schemas.openxmlformats.org/drawingml/2006/picture">
-            <wp:extent cx="4752000" cy="3131931"/>
+            <wp:extent cx="4752000" cy="3132333"/>
             <wp:docPr id="1" name="Picture 1"/>
             <wp:cNvGraphicFramePr>
               <a:graphicFrameLocks noChangeAspect="1"/>
@@ -2861,7 +2861,7 @@
                   <pic:spPr>
                     <a:xfrm>
                       <a:off x="0" y="0"/>
-                      <a:ext cx="4752000" cy="3131931"/>
+                      <a:ext cx="4752000" cy="3132333"/>
                     </a:xfrm>
                     <a:prstGeom prst="rect"/>
                   </pic:spPr>
@@ -27794,7 +27794,7 @@
           <w:b w:val="0"/>
           <w:i w:val="0"/>
         </w:rPr>
-        <w:t>The economic content of these interactions is best read off the marginal effects, which are plotted in Figure 2. At one standard deviation below the mean of organizational learning capability the marginal effect of adoption is −1.759; at one standard deviation above the mean it is −1.020, a reduction of 0.739 percentage points, or roughly half the effect at the mean. The pattern for relative labor cost runs the other way: the marginal effect moves from −1.093 at one standard deviation below the mean to −1.686 at one standard deviation above it. The effect remains negative and significant across the whole observed range of both moderators, so neither condition eliminates the displacement; what they change is its size.</w:t>
+        <w:t>The economic content of these interactions is best read off the marginal effects, which are plotted in Figure 2. At one standard deviation below the mean of organizational learning capability the marginal effect of adoption is −1.759; at one standard deviation above the mean it is −1.020, a reduction of 0.739 percentage points, or roughly half the effect at the mean. The pattern for relative labor cost runs the other way: the marginal effect moves from −1.093 at one standard deviation below the mean to −1.686 at one standard deviation above it. The effect remains negative and significant across the whole observed range of both moderators, so neither condition eliminates the displacement; what they change is its size. The strip beneath each panel of Figure 2 shows the observed density of the moderator on that axis, so the range over which the estimate is supported can be read from the figure rather than taken on trust; the estimate is drawn only over that range.</w:t>
       </w:r>
     </w:p>
     <w:p>
@@ -27807,7 +27807,7 @@
       <w:r>
         <w:drawing>
           <wp:inline xmlns:a="http://schemas.openxmlformats.org/drawingml/2006/main" xmlns:pic="http://schemas.openxmlformats.org/drawingml/2006/picture">
-            <wp:extent cx="4752000" cy="2087954"/>
+            <wp:extent cx="4752000" cy="2015667"/>
             <wp:docPr id="2" name="Picture 2"/>
             <wp:cNvGraphicFramePr>
               <a:graphicFrameLocks noChangeAspect="1"/>
@@ -27828,7 +27828,7 @@
                   <pic:spPr>
                     <a:xfrm>
                       <a:off x="0" y="0"/>
-                      <a:ext cx="4752000" cy="2087954"/>
+                      <a:ext cx="4752000" cy="2015667"/>
                     </a:xfrm>
                     <a:prstGeom prst="rect"/>
                   </pic:spPr>
@@ -34062,7 +34062,7 @@
       <w:r>
         <w:drawing>
           <wp:inline xmlns:a="http://schemas.openxmlformats.org/drawingml/2006/main" xmlns:pic="http://schemas.openxmlformats.org/drawingml/2006/picture">
-            <wp:extent cx="4752000" cy="3166984"/>
+            <wp:extent cx="4752000" cy="3095751"/>
             <wp:docPr id="3" name="Picture 3"/>
             <wp:cNvGraphicFramePr>
               <a:graphicFrameLocks noChangeAspect="1"/>
@@ -34083,7 +34083,7 @@
                   <pic:spPr>
                     <a:xfrm>
                       <a:off x="0" y="0"/>
-                      <a:ext cx="4752000" cy="3166984"/>
+                      <a:ext cx="4752000" cy="3095751"/>
                     </a:xfrm>
                     <a:prstGeom prst="rect"/>
                   </pic:spPr>

--- a/genai-youth-systems-si/Eroding_the_First_Rung_Systems_manuscript.docx
+++ b/genai-youth-systems-si/Eroding_the_First_Rung_Systems_manuscript.docx
@@ -27794,7 +27794,7 @@
           <w:b w:val="0"/>
           <w:i w:val="0"/>
         </w:rPr>
-        <w:t>The economic content of these interactions is best read off the marginal effects, which are plotted in Figure 2. At one standard deviation below the mean of organizational learning capability the marginal effect of adoption is −1.759; at one standard deviation above the mean it is −1.020, a reduction of 0.739 percentage points, or roughly half the effect at the mean. The pattern for relative labor cost runs the other way: the marginal effect moves from −1.093 at one standard deviation below the mean to −1.686 at one standard deviation above it. The effect remains negative and significant across the whole observed range of both moderators, so neither condition eliminates the displacement; what they change is its size. The strip beneath each panel of Figure 2 shows the observed density of the moderator on that axis, so the range over which the estimate is supported can be read from the figure rather than taken on trust; the estimate is drawn only over that range.</w:t>
+        <w:t>The economic content of these interactions is best read off the marginal effects, which are plotted in Figure 2. At one standard deviation below the mean of organizational learning capability the marginal effect of adoption is −1.759; at one standard deviation above the mean it is −1.020, a reduction of 0.739 percentage points, or roughly half the effect at the mean. The pattern for relative labor cost runs the other way: the marginal effect moves from −1.093 at one standard deviation below the mean to −1.686 at one standard deviation above it. The effect remains negative and significant across the whole observed range of both moderators, so neither condition eliminates the displacement; what they change is its size. Figure 2 plots the two marginal effect schedules with ninety percent confidence bands. The strip beneath each panel shows the observed density of the moderator over the plotted range, and each schedule is drawn only where the moderator is observed, so how far the estimate is supported can be read from the figure rather than taken on trust.</w:t>
       </w:r>
     </w:p>
     <w:p>
@@ -34049,7 +34049,7 @@
           <w:b w:val="0"/>
           <w:i w:val="0"/>
         </w:rPr>
-        <w:t>Figure 3 plots the orthogonalized impulse responses with ninety percent bootstrap bands. A one-standard-deviation innovation to adoption lowers the youth employment share by 0.395 percentage points on impact, deepens to its trough in the following year, and decays thereafter without changing sign; the response of training investment follows the same shape. The lower panels display the return arcs: an innovation that raises training investment, or that raises the youth employment share, lowers adoption from the following year onward, and the bands exclude zero over the whole visible horizon.</w:t>
+        <w:t>Figure 3 plots the orthogonalized impulse responses with ninety percent bootstrap bands. A one-standard-deviation innovation to adoption lowers the youth employment share by 0.395 percentage points on impact, deepens to its trough in the following year, and decays thereafter without changing sign; the response of training investment is largest on impact and decays monotonically thereafter. The lower panels display the return arcs: an innovation that raises training investment, or that raises the youth employment share, lowers adoption from the following year onward, and the bands exclude zero from year one onward; the year-zero response is zero by construction under the recursive ordering of Section 3.6.</w:t>
       </w:r>
     </w:p>
     <w:p>
